--- a/documentation/en/2_Source_Code_Documentation.docx
+++ b/documentation/en/2_Source_Code_Documentation.docx
@@ -35,9 +35,9 @@
       <w:r>
         <w:t>Maintenance guide for the main app</w:t>
         <w:br/>
-        <w:t>Technical source: oli_v6_deploy.py</w:t>
+        <w:t>Technical source: oli_v6_deploy.py + gpt_action_api.py</w:t>
         <w:br/>
-        <w:t>Updated: May 11, 2026</w:t>
+        <w:t>Updated: July 15, 2026</w:t>
       </w:r>
     </w:p>
     <w:p/>
@@ -1442,6 +1442,1199 @@
         <w:t>The app lacks a clean separation between UI, domain logic, extraction, and external-service clients.</w:t>
       </w:r>
     </w:p>
+    <w:p>
+      <w:pPr>
+        <w:pStyle w:val="Heading1"/>
+      </w:pPr>
+      <w:r>
+        <w:t>8. GPT assistant backend code</w:t>
+      </w:r>
+    </w:p>
+    <w:p>
+      <w:r>
+        <w:t>The backend serving the three GPTs is independent of oli_v6_deploy.py: it imports no Streamlit and shares no state with the app. The evaluation engines were extracted into interface-free core modules so the same code can run from Streamlit or from the API.</w:t>
+      </w:r>
+    </w:p>
+    <w:p>
+      <w:pPr>
+        <w:pStyle w:val="Heading2"/>
+      </w:pPr>
+      <w:r>
+        <w:t>8.1 Backend files</w:t>
+      </w:r>
+    </w:p>
+    <w:tbl>
+      <w:tblPr>
+        <w:tblStyle w:val="TableGrid"/>
+        <w:tblW w:type="auto" w:w="0"/>
+        <w:jc w:val="center"/>
+        <w:tblLook w:firstColumn="1" w:firstRow="1" w:lastColumn="0" w:lastRow="0" w:noHBand="0" w:noVBand="1" w:val="04A0"/>
+      </w:tblPr>
+      <w:tblGrid>
+        <w:gridCol w:w="5040"/>
+        <w:gridCol w:w="5040"/>
+      </w:tblGrid>
+      <w:tr>
+        <w:trPr>
+          <w:cantSplit/>
+          <w:tblHeader w:val="true"/>
+        </w:trPr>
+        <w:tc>
+          <w:tcPr>
+            <w:tcW w:type="dxa" w:w="3312"/>
+            <w:vAlign w:val="top"/>
+            <w:shd w:fill="002F6C"/>
+          </w:tcPr>
+          <w:p>
+            <w:pPr>
+              <w:spacing w:after="60"/>
+            </w:pPr>
+            <w:r/>
+            <w:r>
+              <w:rPr>
+                <w:b/>
+                <w:color w:val="FFFFFF"/>
+              </w:rPr>
+              <w:t>File</w:t>
+            </w:r>
+          </w:p>
+        </w:tc>
+        <w:tc>
+          <w:tcPr>
+            <w:tcW w:type="dxa" w:w="6480"/>
+            <w:vAlign w:val="top"/>
+            <w:shd w:fill="002F6C"/>
+          </w:tcPr>
+          <w:p>
+            <w:pPr>
+              <w:spacing w:after="60"/>
+            </w:pPr>
+            <w:r/>
+            <w:r>
+              <w:rPr>
+                <w:b/>
+                <w:color w:val="FFFFFF"/>
+              </w:rPr>
+              <w:t>Role</w:t>
+            </w:r>
+          </w:p>
+        </w:tc>
+      </w:tr>
+      <w:tr>
+        <w:trPr>
+          <w:cantSplit/>
+        </w:trPr>
+        <w:tc>
+          <w:tcPr>
+            <w:tcW w:type="dxa" w:w="3312"/>
+            <w:vAlign w:val="top"/>
+          </w:tcPr>
+          <w:p>
+            <w:pPr>
+              <w:spacing w:after="60"/>
+            </w:pPr>
+            <w:r/>
+            <w:r>
+              <w:rPr>
+                <w:b w:val="0"/>
+              </w:rPr>
+              <w:t>gpt_action_api.py</w:t>
+            </w:r>
+          </w:p>
+        </w:tc>
+        <w:tc>
+          <w:tcPr>
+            <w:tcW w:type="dxa" w:w="6480"/>
+            <w:vAlign w:val="top"/>
+          </w:tcPr>
+          <w:p>
+            <w:pPr>
+              <w:spacing w:after="60"/>
+            </w:pPr>
+            <w:r/>
+            <w:r>
+              <w:rPr>
+                <w:b w:val="0"/>
+              </w:rPr>
+              <w:t>FastAPI application: header authentication, job creation and polling, DOCX download from OpenAI, /health and /privacy endpoints.</w:t>
+            </w:r>
+          </w:p>
+        </w:tc>
+      </w:tr>
+      <w:tr>
+        <w:trPr>
+          <w:cantSplit/>
+        </w:trPr>
+        <w:tc>
+          <w:tcPr>
+            <w:tcW w:type="dxa" w:w="3312"/>
+            <w:vAlign w:val="top"/>
+          </w:tcPr>
+          <w:p>
+            <w:pPr>
+              <w:spacing w:after="60"/>
+            </w:pPr>
+            <w:r/>
+            <w:r>
+              <w:rPr>
+                <w:b w:val="0"/>
+              </w:rPr>
+              <w:t>tab1_v3_core.py</w:t>
+            </w:r>
+          </w:p>
+        </w:tc>
+        <w:tc>
+          <w:tcPr>
+            <w:tcW w:type="dxa" w:w="6480"/>
+            <w:vAlign w:val="top"/>
+          </w:tcPr>
+          <w:p>
+            <w:pPr>
+              <w:spacing w:after="60"/>
+            </w:pPr>
+            <w:r/>
+            <w:r>
+              <w:rPr>
+                <w:b w:val="0"/>
+              </w:rPr>
+              <w:t>Preliminary appraisal v3 engine: loads the 76-criterion rubric, builds prompts, runs the evaluation, assembles the XLSX.</w:t>
+            </w:r>
+          </w:p>
+        </w:tc>
+      </w:tr>
+      <w:tr>
+        <w:trPr>
+          <w:cantSplit/>
+        </w:trPr>
+        <w:tc>
+          <w:tcPr>
+            <w:tcW w:type="dxa" w:w="3312"/>
+            <w:vAlign w:val="top"/>
+          </w:tcPr>
+          <w:p>
+            <w:pPr>
+              <w:spacing w:after="60"/>
+            </w:pPr>
+            <w:r/>
+            <w:r>
+              <w:rPr>
+                <w:b w:val="0"/>
+              </w:rPr>
+              <w:t>tab1_v3.py</w:t>
+            </w:r>
+          </w:p>
+        </w:tc>
+        <w:tc>
+          <w:tcPr>
+            <w:tcW w:type="dxa" w:w="6480"/>
+            <w:vAlign w:val="top"/>
+          </w:tcPr>
+          <w:p>
+            <w:pPr>
+              <w:spacing w:after="60"/>
+            </w:pPr>
+            <w:r/>
+            <w:r>
+              <w:rPr>
+                <w:b w:val="0"/>
+              </w:rPr>
+              <w:t>Streamlit wrapper around the same engine, used by the experimental Tab 7 of the app.</w:t>
+            </w:r>
+          </w:p>
+        </w:tc>
+      </w:tr>
+      <w:tr>
+        <w:trPr>
+          <w:cantSplit/>
+        </w:trPr>
+        <w:tc>
+          <w:tcPr>
+            <w:tcW w:type="dxa" w:w="3312"/>
+            <w:vAlign w:val="top"/>
+          </w:tcPr>
+          <w:p>
+            <w:pPr>
+              <w:spacing w:after="60"/>
+            </w:pPr>
+            <w:r/>
+            <w:r>
+              <w:rPr>
+                <w:b w:val="0"/>
+              </w:rPr>
+              <w:t>tab2_core.py</w:t>
+            </w:r>
+          </w:p>
+        </w:tc>
+        <w:tc>
+          <w:tcPr>
+            <w:tcW w:type="dxa" w:w="6480"/>
+            <w:vAlign w:val="top"/>
+          </w:tcPr>
+          <w:p>
+            <w:pPr>
+              <w:spacing w:after="60"/>
+            </w:pPr>
+            <w:r/>
+            <w:r>
+              <w:rPr>
+                <w:b w:val="0"/>
+              </w:rPr>
+              <w:t>Specific-attributes engine: three selectable rubrics, 1-5 scale, stability consolidation.</w:t>
+            </w:r>
+          </w:p>
+        </w:tc>
+      </w:tr>
+      <w:tr>
+        <w:trPr>
+          <w:cantSplit/>
+        </w:trPr>
+        <w:tc>
+          <w:tcPr>
+            <w:tcW w:type="dxa" w:w="3312"/>
+            <w:vAlign w:val="top"/>
+          </w:tcPr>
+          <w:p>
+            <w:pPr>
+              <w:spacing w:after="60"/>
+            </w:pPr>
+            <w:r/>
+            <w:r>
+              <w:rPr>
+                <w:b w:val="0"/>
+              </w:rPr>
+              <w:t>sustainability_core.py</w:t>
+            </w:r>
+          </w:p>
+        </w:tc>
+        <w:tc>
+          <w:tcPr>
+            <w:tcW w:type="dxa" w:w="6480"/>
+            <w:vAlign w:val="top"/>
+          </w:tcPr>
+          <w:p>
+            <w:pPr>
+              <w:spacing w:after="60"/>
+            </w:pPr>
+            <w:r/>
+            <w:r>
+              <w:rPr>
+                <w:b w:val="0"/>
+              </w:rPr>
+              <w:t>Sustainability engine: 28 indicators across three dimensions, 0-3 scale, stability consolidation.</w:t>
+            </w:r>
+          </w:p>
+        </w:tc>
+      </w:tr>
+      <w:tr>
+        <w:trPr>
+          <w:cantSplit/>
+        </w:trPr>
+        <w:tc>
+          <w:tcPr>
+            <w:tcW w:type="dxa" w:w="3312"/>
+            <w:vAlign w:val="top"/>
+          </w:tcPr>
+          <w:p>
+            <w:pPr>
+              <w:spacing w:after="60"/>
+            </w:pPr>
+            <w:r/>
+            <w:r>
+              <w:rPr>
+                <w:b w:val="0"/>
+              </w:rPr>
+              <w:t>stability.py</w:t>
+            </w:r>
+          </w:p>
+        </w:tc>
+        <w:tc>
+          <w:tcPr>
+            <w:tcW w:type="dxa" w:w="6480"/>
+            <w:vAlign w:val="top"/>
+          </w:tcPr>
+          <w:p>
+            <w:pPr>
+              <w:spacing w:after="60"/>
+            </w:pPr>
+            <w:r/>
+            <w:r>
+              <w:rPr>
+                <w:b w:val="0"/>
+              </w:rPr>
+              <w:t>Shared repetition and consolidation module: runs each item N times, collapses to the mode, computes the stability percentage.</w:t>
+            </w:r>
+          </w:p>
+        </w:tc>
+      </w:tr>
+      <w:tr>
+        <w:trPr>
+          <w:cantSplit/>
+        </w:trPr>
+        <w:tc>
+          <w:tcPr>
+            <w:tcW w:type="dxa" w:w="3312"/>
+            <w:vAlign w:val="top"/>
+          </w:tcPr>
+          <w:p>
+            <w:pPr>
+              <w:spacing w:after="60"/>
+            </w:pPr>
+            <w:r/>
+            <w:r>
+              <w:rPr>
+                <w:b w:val="0"/>
+              </w:rPr>
+              <w:t>openapi_gpt_action_v3.yaml</w:t>
+            </w:r>
+          </w:p>
+        </w:tc>
+        <w:tc>
+          <w:tcPr>
+            <w:tcW w:type="dxa" w:w="6480"/>
+            <w:vAlign w:val="top"/>
+          </w:tcPr>
+          <w:p>
+            <w:pPr>
+              <w:spacing w:after="60"/>
+            </w:pPr>
+            <w:r/>
+            <w:r>
+              <w:rPr>
+                <w:b w:val="0"/>
+              </w:rPr>
+              <w:t>OpenAPI specification pasted into the appraisal GPT's Action.</w:t>
+            </w:r>
+          </w:p>
+        </w:tc>
+      </w:tr>
+      <w:tr>
+        <w:trPr>
+          <w:cantSplit/>
+        </w:trPr>
+        <w:tc>
+          <w:tcPr>
+            <w:tcW w:type="dxa" w:w="3312"/>
+            <w:vAlign w:val="top"/>
+          </w:tcPr>
+          <w:p>
+            <w:pPr>
+              <w:spacing w:after="60"/>
+            </w:pPr>
+            <w:r/>
+            <w:r>
+              <w:rPr>
+                <w:b w:val="0"/>
+              </w:rPr>
+              <w:t>openapi_gpt_action_tab2.yaml</w:t>
+            </w:r>
+          </w:p>
+        </w:tc>
+        <w:tc>
+          <w:tcPr>
+            <w:tcW w:type="dxa" w:w="6480"/>
+            <w:vAlign w:val="top"/>
+          </w:tcPr>
+          <w:p>
+            <w:pPr>
+              <w:spacing w:after="60"/>
+            </w:pPr>
+            <w:r/>
+            <w:r>
+              <w:rPr>
+                <w:b w:val="0"/>
+              </w:rPr>
+              <w:t>OpenAPI specification for the specific-attributes GPT.</w:t>
+            </w:r>
+          </w:p>
+        </w:tc>
+      </w:tr>
+      <w:tr>
+        <w:trPr>
+          <w:cantSplit/>
+        </w:trPr>
+        <w:tc>
+          <w:tcPr>
+            <w:tcW w:type="dxa" w:w="3312"/>
+            <w:vAlign w:val="top"/>
+          </w:tcPr>
+          <w:p>
+            <w:pPr>
+              <w:spacing w:after="60"/>
+            </w:pPr>
+            <w:r/>
+            <w:r>
+              <w:rPr>
+                <w:b w:val="0"/>
+              </w:rPr>
+              <w:t>openapi_gpt_action_sustainability.yaml</w:t>
+            </w:r>
+          </w:p>
+        </w:tc>
+        <w:tc>
+          <w:tcPr>
+            <w:tcW w:type="dxa" w:w="6480"/>
+            <w:vAlign w:val="top"/>
+          </w:tcPr>
+          <w:p>
+            <w:pPr>
+              <w:spacing w:after="60"/>
+            </w:pPr>
+            <w:r/>
+            <w:r>
+              <w:rPr>
+                <w:b w:val="0"/>
+              </w:rPr>
+              <w:t>OpenAPI specification for the sustainability GPT.</w:t>
+            </w:r>
+          </w:p>
+        </w:tc>
+      </w:tr>
+      <w:tr>
+        <w:trPr>
+          <w:cantSplit/>
+        </w:trPr>
+        <w:tc>
+          <w:tcPr>
+            <w:tcW w:type="dxa" w:w="3312"/>
+            <w:vAlign w:val="top"/>
+          </w:tcPr>
+          <w:p>
+            <w:pPr>
+              <w:spacing w:after="60"/>
+            </w:pPr>
+            <w:r/>
+            <w:r>
+              <w:rPr>
+                <w:b w:val="0"/>
+              </w:rPr>
+              <w:t>Dockerfile.gpt-action</w:t>
+            </w:r>
+          </w:p>
+        </w:tc>
+        <w:tc>
+          <w:tcPr>
+            <w:tcW w:type="dxa" w:w="6480"/>
+            <w:vAlign w:val="top"/>
+          </w:tcPr>
+          <w:p>
+            <w:pPr>
+              <w:spacing w:after="60"/>
+            </w:pPr>
+            <w:r/>
+            <w:r>
+              <w:rPr>
+                <w:b w:val="0"/>
+              </w:rPr>
+              <w:t>Backend Docker image on Python 3.10-slim.</w:t>
+            </w:r>
+          </w:p>
+        </w:tc>
+      </w:tr>
+      <w:tr>
+        <w:trPr>
+          <w:cantSplit/>
+        </w:trPr>
+        <w:tc>
+          <w:tcPr>
+            <w:tcW w:type="dxa" w:w="3312"/>
+            <w:vAlign w:val="top"/>
+          </w:tcPr>
+          <w:p>
+            <w:pPr>
+              <w:spacing w:after="60"/>
+            </w:pPr>
+            <w:r/>
+            <w:r>
+              <w:rPr>
+                <w:b w:val="0"/>
+              </w:rPr>
+              <w:t>docker-compose.gpt-action.yml</w:t>
+            </w:r>
+          </w:p>
+        </w:tc>
+        <w:tc>
+          <w:tcPr>
+            <w:tcW w:type="dxa" w:w="6480"/>
+            <w:vAlign w:val="top"/>
+          </w:tcPr>
+          <w:p>
+            <w:pPr>
+              <w:spacing w:after="60"/>
+            </w:pPr>
+            <w:r/>
+            <w:r>
+              <w:rPr>
+                <w:b w:val="0"/>
+              </w:rPr>
+              <w:t>Local containerised run of the backend.</w:t>
+            </w:r>
+          </w:p>
+        </w:tc>
+      </w:tr>
+      <w:tr>
+        <w:trPr>
+          <w:cantSplit/>
+        </w:trPr>
+        <w:tc>
+          <w:tcPr>
+            <w:tcW w:type="dxa" w:w="3312"/>
+            <w:vAlign w:val="top"/>
+          </w:tcPr>
+          <w:p>
+            <w:pPr>
+              <w:spacing w:after="60"/>
+            </w:pPr>
+            <w:r/>
+            <w:r>
+              <w:rPr>
+                <w:b w:val="0"/>
+              </w:rPr>
+              <w:t>requirements.gpt-action.txt</w:t>
+            </w:r>
+          </w:p>
+        </w:tc>
+        <w:tc>
+          <w:tcPr>
+            <w:tcW w:type="dxa" w:w="6480"/>
+            <w:vAlign w:val="top"/>
+          </w:tcPr>
+          <w:p>
+            <w:pPr>
+              <w:spacing w:after="60"/>
+            </w:pPr>
+            <w:r/>
+            <w:r>
+              <w:rPr>
+                <w:b w:val="0"/>
+              </w:rPr>
+              <w:t>Backend dependencies, kept separate from the Streamlit requirements.txt.</w:t>
+            </w:r>
+          </w:p>
+        </w:tc>
+      </w:tr>
+      <w:tr>
+        <w:trPr>
+          <w:cantSplit/>
+        </w:trPr>
+        <w:tc>
+          <w:tcPr>
+            <w:tcW w:type="dxa" w:w="3312"/>
+            <w:vAlign w:val="top"/>
+          </w:tcPr>
+          <w:p>
+            <w:pPr>
+              <w:spacing w:after="60"/>
+            </w:pPr>
+            <w:r/>
+            <w:r>
+              <w:rPr>
+                <w:b w:val="0"/>
+              </w:rPr>
+              <w:t>render.yaml</w:t>
+            </w:r>
+          </w:p>
+        </w:tc>
+        <w:tc>
+          <w:tcPr>
+            <w:tcW w:type="dxa" w:w="6480"/>
+            <w:vAlign w:val="top"/>
+          </w:tcPr>
+          <w:p>
+            <w:pPr>
+              <w:spacing w:after="60"/>
+            </w:pPr>
+            <w:r/>
+            <w:r>
+              <w:rPr>
+                <w:b w:val="0"/>
+              </w:rPr>
+              <w:t>Render Blueprint: service, runtime, health check, and environment variables.</w:t>
+            </w:r>
+          </w:p>
+        </w:tc>
+      </w:tr>
+    </w:tbl>
+    <w:p/>
+    <w:p>
+      <w:pPr>
+        <w:pStyle w:val="Heading2"/>
+      </w:pPr>
+      <w:r>
+        <w:t>8.2 Running the backend locally</w:t>
+      </w:r>
+    </w:p>
+    <w:p>
+      <w:pPr>
+        <w:spacing w:after="0"/>
+      </w:pPr>
+      <w:r>
+        <w:rPr>
+          <w:rFonts w:ascii="Courier New" w:hAnsi="Courier New"/>
+          <w:sz w:val="18"/>
+        </w:rPr>
+        <w:t>pip install -r requirements.gpt-action.txt</w:t>
+      </w:r>
+    </w:p>
+    <w:p>
+      <w:pPr>
+        <w:spacing w:after="0"/>
+      </w:pPr>
+      <w:r>
+        <w:rPr>
+          <w:rFonts w:ascii="Courier New" w:hAnsi="Courier New"/>
+          <w:sz w:val="18"/>
+        </w:rPr>
+        <w:t>export OPENAI_API_KEY=...</w:t>
+      </w:r>
+    </w:p>
+    <w:p>
+      <w:pPr>
+        <w:spacing w:after="0"/>
+      </w:pPr>
+      <w:r>
+        <w:rPr>
+          <w:rFonts w:ascii="Courier New" w:hAnsi="Courier New"/>
+          <w:sz w:val="18"/>
+        </w:rPr>
+        <w:t>export ILO_GPT_ACTION_API_KEY=...</w:t>
+      </w:r>
+    </w:p>
+    <w:p>
+      <w:pPr>
+        <w:spacing w:after="0"/>
+      </w:pPr>
+      <w:r>
+        <w:rPr>
+          <w:rFonts w:ascii="Courier New" w:hAnsi="Courier New"/>
+          <w:sz w:val="18"/>
+        </w:rPr>
+        <w:t>uvicorn gpt_action_api:app --reload --port 8000</w:t>
+      </w:r>
+    </w:p>
+    <w:p>
+      <w:pPr>
+        <w:spacing w:after="0"/>
+      </w:pPr>
+      <w:r>
+        <w:rPr>
+          <w:rFonts w:ascii="Courier New" w:hAnsi="Courier New"/>
+          <w:sz w:val="18"/>
+        </w:rPr>
+      </w:r>
+    </w:p>
+    <w:p>
+      <w:pPr>
+        <w:spacing w:after="0"/>
+      </w:pPr>
+      <w:r>
+        <w:rPr>
+          <w:rFonts w:ascii="Courier New" w:hAnsi="Courier New"/>
+          <w:sz w:val="18"/>
+        </w:rPr>
+        <w:t># or containerised:</w:t>
+      </w:r>
+    </w:p>
+    <w:p>
+      <w:pPr>
+        <w:spacing w:after="0"/>
+      </w:pPr>
+      <w:r>
+        <w:rPr>
+          <w:rFonts w:ascii="Courier New" w:hAnsi="Courier New"/>
+          <w:sz w:val="18"/>
+        </w:rPr>
+        <w:t>docker compose -f docker-compose.gpt-action.yml up</w:t>
+      </w:r>
+    </w:p>
+    <w:p>
+      <w:r>
+        <w:t>The process must run from the directory holding the rubric files, because the engines resolve them by relative path.</w:t>
+      </w:r>
+    </w:p>
+    <w:p>
+      <w:pPr>
+        <w:pStyle w:val="Heading2"/>
+      </w:pPr>
+      <w:r>
+        <w:t>8.3 Backend function map</w:t>
+      </w:r>
+    </w:p>
+    <w:tbl>
+      <w:tblPr>
+        <w:tblStyle w:val="TableGrid"/>
+        <w:tblW w:type="auto" w:w="0"/>
+        <w:jc w:val="center"/>
+        <w:tblLook w:firstColumn="1" w:firstRow="1" w:lastColumn="0" w:lastRow="0" w:noHBand="0" w:noVBand="1" w:val="04A0"/>
+      </w:tblPr>
+      <w:tblGrid>
+        <w:gridCol w:w="5040"/>
+        <w:gridCol w:w="5040"/>
+      </w:tblGrid>
+      <w:tr>
+        <w:trPr>
+          <w:cantSplit/>
+          <w:tblHeader w:val="true"/>
+        </w:trPr>
+        <w:tc>
+          <w:tcPr>
+            <w:tcW w:type="dxa" w:w="3600"/>
+            <w:vAlign w:val="top"/>
+            <w:shd w:fill="002F6C"/>
+          </w:tcPr>
+          <w:p>
+            <w:pPr>
+              <w:spacing w:after="60"/>
+            </w:pPr>
+            <w:r/>
+            <w:r>
+              <w:rPr>
+                <w:b/>
+                <w:color w:val="FFFFFF"/>
+              </w:rPr>
+              <w:t>Function or endpoint</w:t>
+            </w:r>
+          </w:p>
+        </w:tc>
+        <w:tc>
+          <w:tcPr>
+            <w:tcW w:type="dxa" w:w="6192"/>
+            <w:vAlign w:val="top"/>
+            <w:shd w:fill="002F6C"/>
+          </w:tcPr>
+          <w:p>
+            <w:pPr>
+              <w:spacing w:after="60"/>
+            </w:pPr>
+            <w:r/>
+            <w:r>
+              <w:rPr>
+                <w:b/>
+                <w:color w:val="FFFFFF"/>
+              </w:rPr>
+              <w:t>Responsibility</w:t>
+            </w:r>
+          </w:p>
+        </w:tc>
+      </w:tr>
+      <w:tr>
+        <w:trPr>
+          <w:cantSplit/>
+        </w:trPr>
+        <w:tc>
+          <w:tcPr>
+            <w:tcW w:type="dxa" w:w="3600"/>
+            <w:vAlign w:val="top"/>
+          </w:tcPr>
+          <w:p>
+            <w:pPr>
+              <w:spacing w:after="60"/>
+            </w:pPr>
+            <w:r/>
+            <w:r>
+              <w:rPr>
+                <w:b w:val="0"/>
+              </w:rPr>
+              <w:t>require_api_key</w:t>
+            </w:r>
+          </w:p>
+        </w:tc>
+        <w:tc>
+          <w:tcPr>
+            <w:tcW w:type="dxa" w:w="6192"/>
+            <w:vAlign w:val="top"/>
+          </w:tcPr>
+          <w:p>
+            <w:pPr>
+              <w:spacing w:after="60"/>
+            </w:pPr>
+            <w:r/>
+            <w:r>
+              <w:rPr>
+                <w:b w:val="0"/>
+              </w:rPr>
+              <w:t>Compares the X-API-Key header against ILO_GPT_ACTION_API_KEY; guards every job endpoint.</w:t>
+            </w:r>
+          </w:p>
+        </w:tc>
+      </w:tr>
+      <w:tr>
+        <w:trPr>
+          <w:cantSplit/>
+        </w:trPr>
+        <w:tc>
+          <w:tcPr>
+            <w:tcW w:type="dxa" w:w="3600"/>
+            <w:vAlign w:val="top"/>
+          </w:tcPr>
+          <w:p>
+            <w:pPr>
+              <w:spacing w:after="60"/>
+            </w:pPr>
+            <w:r/>
+            <w:r>
+              <w:rPr>
+                <w:b w:val="0"/>
+              </w:rPr>
+              <w:t>POST /v3/jobs, /attributes/jobs, /sustainability/jobs</w:t>
+            </w:r>
+          </w:p>
+        </w:tc>
+        <w:tc>
+          <w:tcPr>
+            <w:tcW w:type="dxa" w:w="6192"/>
+            <w:vAlign w:val="top"/>
+          </w:tcPr>
+          <w:p>
+            <w:pPr>
+              <w:spacing w:after="60"/>
+            </w:pPr>
+            <w:r/>
+            <w:r>
+              <w:rPr>
+                <w:b w:val="0"/>
+              </w:rPr>
+              <w:t>Register a job, return its identifier, and start the evaluation in the background.</w:t>
+            </w:r>
+          </w:p>
+        </w:tc>
+      </w:tr>
+      <w:tr>
+        <w:trPr>
+          <w:cantSplit/>
+        </w:trPr>
+        <w:tc>
+          <w:tcPr>
+            <w:tcW w:type="dxa" w:w="3600"/>
+            <w:vAlign w:val="top"/>
+          </w:tcPr>
+          <w:p>
+            <w:pPr>
+              <w:spacing w:after="60"/>
+            </w:pPr>
+            <w:r/>
+            <w:r>
+              <w:rPr>
+                <w:b w:val="0"/>
+              </w:rPr>
+              <w:t>GET /{family}/jobs/{id}</w:t>
+            </w:r>
+          </w:p>
+        </w:tc>
+        <w:tc>
+          <w:tcPr>
+            <w:tcW w:type="dxa" w:w="6192"/>
+            <w:vAlign w:val="top"/>
+          </w:tcPr>
+          <w:p>
+            <w:pPr>
+              <w:spacing w:after="60"/>
+            </w:pPr>
+            <w:r/>
+            <w:r>
+              <w:rPr>
+                <w:b w:val="0"/>
+              </w:rPr>
+              <w:t>Returns job status: queued, running, succeeded, or failed, with progress when available.</w:t>
+            </w:r>
+          </w:p>
+        </w:tc>
+      </w:tr>
+      <w:tr>
+        <w:trPr>
+          <w:cantSplit/>
+        </w:trPr>
+        <w:tc>
+          <w:tcPr>
+            <w:tcW w:type="dxa" w:w="3600"/>
+            <w:vAlign w:val="top"/>
+          </w:tcPr>
+          <w:p>
+            <w:pPr>
+              <w:spacing w:after="60"/>
+            </w:pPr>
+            <w:r/>
+            <w:r>
+              <w:rPr>
+                <w:b w:val="0"/>
+              </w:rPr>
+              <w:t>GET /{family}/jobs/{id}/result</w:t>
+            </w:r>
+          </w:p>
+        </w:tc>
+        <w:tc>
+          <w:tcPr>
+            <w:tcW w:type="dxa" w:w="6192"/>
+            <w:vAlign w:val="top"/>
+          </w:tcPr>
+          <w:p>
+            <w:pPr>
+              <w:spacing w:after="60"/>
+            </w:pPr>
+            <w:r/>
+            <w:r>
+              <w:rPr>
+                <w:b w:val="0"/>
+              </w:rPr>
+              <w:t>Returns the structured summary and the base64-encoded XLSX.</w:t>
+            </w:r>
+          </w:p>
+        </w:tc>
+      </w:tr>
+      <w:tr>
+        <w:trPr>
+          <w:cantSplit/>
+        </w:trPr>
+        <w:tc>
+          <w:tcPr>
+            <w:tcW w:type="dxa" w:w="3600"/>
+            <w:vAlign w:val="top"/>
+          </w:tcPr>
+          <w:p>
+            <w:pPr>
+              <w:spacing w:after="60"/>
+            </w:pPr>
+            <w:r/>
+            <w:r>
+              <w:rPr>
+                <w:b w:val="0"/>
+              </w:rPr>
+              <w:t>GET /health</w:t>
+            </w:r>
+          </w:p>
+        </w:tc>
+        <w:tc>
+          <w:tcPr>
+            <w:tcW w:type="dxa" w:w="6192"/>
+            <w:vAlign w:val="top"/>
+          </w:tcPr>
+          <w:p>
+            <w:pPr>
+              <w:spacing w:after="60"/>
+            </w:pPr>
+            <w:r/>
+            <w:r>
+              <w:rPr>
+                <w:b w:val="0"/>
+              </w:rPr>
+              <w:t>Availability probe used by Render. Unauthenticated.</w:t>
+            </w:r>
+          </w:p>
+        </w:tc>
+      </w:tr>
+      <w:tr>
+        <w:trPr>
+          <w:cantSplit/>
+        </w:trPr>
+        <w:tc>
+          <w:tcPr>
+            <w:tcW w:type="dxa" w:w="3600"/>
+            <w:vAlign w:val="top"/>
+          </w:tcPr>
+          <w:p>
+            <w:pPr>
+              <w:spacing w:after="60"/>
+            </w:pPr>
+            <w:r/>
+            <w:r>
+              <w:rPr>
+                <w:b w:val="0"/>
+              </w:rPr>
+              <w:t>GET /privacy</w:t>
+            </w:r>
+          </w:p>
+        </w:tc>
+        <w:tc>
+          <w:tcPr>
+            <w:tcW w:type="dxa" w:w="6192"/>
+            <w:vAlign w:val="top"/>
+          </w:tcPr>
+          <w:p>
+            <w:pPr>
+              <w:spacing w:after="60"/>
+            </w:pPr>
+            <w:r/>
+            <w:r>
+              <w:rPr>
+                <w:b w:val="0"/>
+              </w:rPr>
+              <w:t>HTML privacy policy. Required by ChatGPT to publish a GPT with an Action. Unauthenticated.</w:t>
+            </w:r>
+          </w:p>
+        </w:tc>
+      </w:tr>
+      <w:tr>
+        <w:trPr>
+          <w:cantSplit/>
+        </w:trPr>
+        <w:tc>
+          <w:tcPr>
+            <w:tcW w:type="dxa" w:w="3600"/>
+            <w:vAlign w:val="top"/>
+          </w:tcPr>
+          <w:p>
+            <w:pPr>
+              <w:spacing w:after="60"/>
+            </w:pPr>
+            <w:r/>
+            <w:r>
+              <w:rPr>
+                <w:b w:val="0"/>
+              </w:rPr>
+              <w:t>stability.evaluate_with_stability</w:t>
+            </w:r>
+          </w:p>
+        </w:tc>
+        <w:tc>
+          <w:tcPr>
+            <w:tcW w:type="dxa" w:w="6192"/>
+            <w:vAlign w:val="top"/>
+          </w:tcPr>
+          <w:p>
+            <w:pPr>
+              <w:spacing w:after="60"/>
+            </w:pPr>
+            <w:r/>
+            <w:r>
+              <w:rPr>
+                <w:b w:val="0"/>
+              </w:rPr>
+              <w:t>Runs each item `repeats` times in parallel and delegates consolidation to the engine's aggregator.</w:t>
+            </w:r>
+          </w:p>
+        </w:tc>
+      </w:tr>
+      <w:tr>
+        <w:trPr>
+          <w:cantSplit/>
+        </w:trPr>
+        <w:tc>
+          <w:tcPr>
+            <w:tcW w:type="dxa" w:w="3600"/>
+            <w:vAlign w:val="top"/>
+          </w:tcPr>
+          <w:p>
+            <w:pPr>
+              <w:spacing w:after="60"/>
+            </w:pPr>
+            <w:r/>
+            <w:r>
+              <w:rPr>
+                <w:b w:val="0"/>
+              </w:rPr>
+              <w:t>stability.aggregate_runs</w:t>
+            </w:r>
+          </w:p>
+        </w:tc>
+        <w:tc>
+          <w:tcPr>
+            <w:tcW w:type="dxa" w:w="6192"/>
+            <w:vAlign w:val="top"/>
+          </w:tcPr>
+          <w:p>
+            <w:pPr>
+              <w:spacing w:after="60"/>
+            </w:pPr>
+            <w:r/>
+            <w:r>
+              <w:rPr>
+                <w:b w:val="0"/>
+              </w:rPr>
+              <w:t>Collapses runs to the modal value and computes stability, distribution, and drift.</w:t>
+            </w:r>
+          </w:p>
+        </w:tc>
+      </w:tr>
+      <w:tr>
+        <w:trPr>
+          <w:cantSplit/>
+        </w:trPr>
+        <w:tc>
+          <w:tcPr>
+            <w:tcW w:type="dxa" w:w="3600"/>
+            <w:vAlign w:val="top"/>
+          </w:tcPr>
+          <w:p>
+            <w:pPr>
+              <w:spacing w:after="60"/>
+            </w:pPr>
+            <w:r/>
+            <w:r>
+              <w:rPr>
+                <w:b w:val="0"/>
+              </w:rPr>
+              <w:t>results_to_xlsx_bytes</w:t>
+            </w:r>
+          </w:p>
+        </w:tc>
+        <w:tc>
+          <w:tcPr>
+            <w:tcW w:type="dxa" w:w="6192"/>
+            <w:vAlign w:val="top"/>
+          </w:tcPr>
+          <w:p>
+            <w:pPr>
+              <w:spacing w:after="60"/>
+            </w:pPr>
+            <w:r/>
+            <w:r>
+              <w:rPr>
+                <w:b w:val="0"/>
+              </w:rPr>
+              <w:t>Present in all three engines; builds the final XLSX with xlsxwriter.</w:t>
+            </w:r>
+          </w:p>
+        </w:tc>
+      </w:tr>
+    </w:tbl>
+    <w:p/>
+    <w:p>
+      <w:pPr>
+        <w:pStyle w:val="Heading2"/>
+      </w:pPr>
+      <w:r>
+        <w:t>8.4 Backend technical debt</w:t>
+      </w:r>
+    </w:p>
+    <w:p>
+      <w:pPr>
+        <w:pStyle w:val="ListBullet"/>
+      </w:pPr>
+      <w:r>
+        <w:t>The JOBS dictionary is in-process memory: it does not survive restarts and does not support more than one service instance.</w:t>
+      </w:r>
+    </w:p>
+    <w:p>
+      <w:pPr>
+        <w:pStyle w:val="ListBullet"/>
+      </w:pPr>
+      <w:r>
+        <w:t>Jobs never expire: a long-lived process accumulates results in memory indefinitely.</w:t>
+      </w:r>
+    </w:p>
+    <w:p>
+      <w:pPr>
+        <w:pStyle w:val="ListBullet"/>
+      </w:pPr>
+      <w:r>
+        <w:t>All three engines duplicate results_to_xlsx_bytes with minor variations; these could converge if the output format is unified.</w:t>
+      </w:r>
+    </w:p>
+    <w:p>
+      <w:pPr>
+        <w:pStyle w:val="ListBullet"/>
+      </w:pPr>
+      <w:r>
+        <w:t>Rubrics resolve by path relative to the working directory, coupling the process to where it is launched.</w:t>
+      </w:r>
+    </w:p>
+    <w:p>
+      <w:pPr>
+        <w:pStyle w:val="ListBullet"/>
+      </w:pPr>
+      <w:r>
+        <w:t>stability.py ships a runnable _demo() self-check; it is the only backend code with automated verification.</w:t>
+      </w:r>
+    </w:p>
     <w:sectPr>
       <w:pgSz w:w="12240" w:h="15840"/>
       <w:pgMar w:top="1008" w:right="1080" w:bottom="1008" w:left="1080" w:header="720" w:footer="720" w:gutter="0"/>
